--- a/klagomål/A 54140-2024 FSC-klagomål.docx
+++ b/klagomål/A 54140-2024 FSC-klagomål.docx
@@ -168,7 +168,7 @@
     </w:p>
     <w:p>
       <w:r>
-        <w:t>Detta dokument behandlar höga naturvärden i avverkningsanmälan A 54140-2024 i Krokoms kommun. Denna avverkningsanmälan inkom 2024-11-20 och omfattar 13,4 ha.</w:t>
+        <w:t>Detta dokument behandlar höga naturvärden i avverkningsanmälan A 54140-2024 i Krokoms kommun. Denna avverkningsanmälan inkom 2024-11-20 00:00:00 och omfattar 13,4 ha.</w:t>
       </w:r>
     </w:p>
     <w:p>

--- a/klagomål/A 54140-2024 FSC-klagomål.docx
+++ b/klagomål/A 54140-2024 FSC-klagomål.docx
@@ -724,7 +724,7 @@
     <w:r>
       <w:tab/>
       <w:tab/>
-      <w:t>2025-08-09</w:t>
+      <w:t>2025-08-10</w:t>
       <w:br/>
       <w:br/>
     </w:r>

--- a/klagomål/A 54140-2024 FSC-klagomål.docx
+++ b/klagomål/A 54140-2024 FSC-klagomål.docx
@@ -724,7 +724,7 @@
     <w:r>
       <w:tab/>
       <w:tab/>
-      <w:t>2025-08-10</w:t>
+      <w:t>2025-08-11</w:t>
       <w:br/>
       <w:br/>
     </w:r>

--- a/klagomål/A 54140-2024 FSC-klagomål.docx
+++ b/klagomål/A 54140-2024 FSC-klagomål.docx
@@ -724,7 +724,7 @@
     <w:r>
       <w:tab/>
       <w:tab/>
-      <w:t>2025-08-11</w:t>
+      <w:t>2025-08-12</w:t>
       <w:br/>
       <w:br/>
     </w:r>

--- a/klagomål/A 54140-2024 FSC-klagomål.docx
+++ b/klagomål/A 54140-2024 FSC-klagomål.docx
@@ -724,7 +724,7 @@
     <w:r>
       <w:tab/>
       <w:tab/>
-      <w:t>2025-08-12</w:t>
+      <w:t>2025-08-13</w:t>
       <w:br/>
       <w:br/>
     </w:r>

--- a/klagomål/A 54140-2024 FSC-klagomål.docx
+++ b/klagomål/A 54140-2024 FSC-klagomål.docx
@@ -724,7 +724,7 @@
     <w:r>
       <w:tab/>
       <w:tab/>
-      <w:t>2025-08-13</w:t>
+      <w:t>2025-08-14</w:t>
       <w:br/>
       <w:br/>
     </w:r>

--- a/klagomål/A 54140-2024 FSC-klagomål.docx
+++ b/klagomål/A 54140-2024 FSC-klagomål.docx
@@ -724,7 +724,7 @@
     <w:r>
       <w:tab/>
       <w:tab/>
-      <w:t>2025-08-14</w:t>
+      <w:t>2025-08-15</w:t>
       <w:br/>
       <w:br/>
     </w:r>

--- a/klagomål/A 54140-2024 FSC-klagomål.docx
+++ b/klagomål/A 54140-2024 FSC-klagomål.docx
@@ -724,7 +724,7 @@
     <w:r>
       <w:tab/>
       <w:tab/>
-      <w:t>2025-08-15</w:t>
+      <w:t>2025-08-16</w:t>
       <w:br/>
       <w:br/>
     </w:r>

--- a/klagomål/A 54140-2024 FSC-klagomål.docx
+++ b/klagomål/A 54140-2024 FSC-klagomål.docx
@@ -724,7 +724,7 @@
     <w:r>
       <w:tab/>
       <w:tab/>
-      <w:t>2025-08-16</w:t>
+      <w:t>2025-08-17</w:t>
       <w:br/>
       <w:br/>
     </w:r>

--- a/klagomål/A 54140-2024 FSC-klagomål.docx
+++ b/klagomål/A 54140-2024 FSC-klagomål.docx
@@ -724,7 +724,7 @@
     <w:r>
       <w:tab/>
       <w:tab/>
-      <w:t>2025-08-17</w:t>
+      <w:t>2025-08-18</w:t>
       <w:br/>
       <w:br/>
     </w:r>

--- a/klagomål/A 54140-2024 FSC-klagomål.docx
+++ b/klagomål/A 54140-2024 FSC-klagomål.docx
@@ -724,7 +724,7 @@
     <w:r>
       <w:tab/>
       <w:tab/>
-      <w:t>2025-08-18</w:t>
+      <w:t>2025-08-19</w:t>
       <w:br/>
       <w:br/>
     </w:r>

--- a/klagomål/A 54140-2024 FSC-klagomål.docx
+++ b/klagomål/A 54140-2024 FSC-klagomål.docx
@@ -724,7 +724,7 @@
     <w:r>
       <w:tab/>
       <w:tab/>
-      <w:t>2025-08-19</w:t>
+      <w:t>2025-08-20</w:t>
       <w:br/>
       <w:br/>
     </w:r>

--- a/klagomål/A 54140-2024 FSC-klagomål.docx
+++ b/klagomål/A 54140-2024 FSC-klagomål.docx
@@ -724,7 +724,7 @@
     <w:r>
       <w:tab/>
       <w:tab/>
-      <w:t>2025-08-20</w:t>
+      <w:t>2025-08-21</w:t>
       <w:br/>
       <w:br/>
     </w:r>

--- a/klagomål/A 54140-2024 FSC-klagomål.docx
+++ b/klagomål/A 54140-2024 FSC-klagomål.docx
@@ -724,7 +724,7 @@
     <w:r>
       <w:tab/>
       <w:tab/>
-      <w:t>2025-08-21</w:t>
+      <w:t>2025-08-22</w:t>
       <w:br/>
       <w:br/>
     </w:r>

--- a/klagomål/A 54140-2024 FSC-klagomål.docx
+++ b/klagomål/A 54140-2024 FSC-klagomål.docx
@@ -724,7 +724,7 @@
     <w:r>
       <w:tab/>
       <w:tab/>
-      <w:t>2025-08-22</w:t>
+      <w:t>2025-08-23</w:t>
       <w:br/>
       <w:br/>
     </w:r>

--- a/klagomål/A 54140-2024 FSC-klagomål.docx
+++ b/klagomål/A 54140-2024 FSC-klagomål.docx
@@ -724,7 +724,7 @@
     <w:r>
       <w:tab/>
       <w:tab/>
-      <w:t>2025-08-23</w:t>
+      <w:t>2025-08-24</w:t>
       <w:br/>
       <w:br/>
     </w:r>

--- a/klagomål/A 54140-2024 FSC-klagomål.docx
+++ b/klagomål/A 54140-2024 FSC-klagomål.docx
@@ -724,7 +724,7 @@
     <w:r>
       <w:tab/>
       <w:tab/>
-      <w:t>2025-08-24</w:t>
+      <w:t>2025-08-25</w:t>
       <w:br/>
       <w:br/>
     </w:r>

--- a/klagomål/A 54140-2024 FSC-klagomål.docx
+++ b/klagomål/A 54140-2024 FSC-klagomål.docx
@@ -724,7 +724,7 @@
     <w:r>
       <w:tab/>
       <w:tab/>
-      <w:t>2025-08-25</w:t>
+      <w:t>2025-08-26</w:t>
       <w:br/>
       <w:br/>
     </w:r>

--- a/klagomål/A 54140-2024 FSC-klagomål.docx
+++ b/klagomål/A 54140-2024 FSC-klagomål.docx
@@ -724,7 +724,7 @@
     <w:r>
       <w:tab/>
       <w:tab/>
-      <w:t>2025-08-26</w:t>
+      <w:t>2025-08-30</w:t>
       <w:br/>
       <w:br/>
     </w:r>

--- a/klagomål/A 54140-2024 FSC-klagomål.docx
+++ b/klagomål/A 54140-2024 FSC-klagomål.docx
@@ -724,7 +724,7 @@
     <w:r>
       <w:tab/>
       <w:tab/>
-      <w:t>2025-08-30</w:t>
+      <w:t>2025-08-31</w:t>
       <w:br/>
       <w:br/>
     </w:r>

--- a/klagomål/A 54140-2024 FSC-klagomål.docx
+++ b/klagomål/A 54140-2024 FSC-klagomål.docx
@@ -724,7 +724,7 @@
     <w:r>
       <w:tab/>
       <w:tab/>
-      <w:t>2025-08-31</w:t>
+      <w:t>2025-09-01</w:t>
       <w:br/>
       <w:br/>
     </w:r>

--- a/klagomål/A 54140-2024 FSC-klagomål.docx
+++ b/klagomål/A 54140-2024 FSC-klagomål.docx
@@ -724,7 +724,7 @@
     <w:r>
       <w:tab/>
       <w:tab/>
-      <w:t>2025-09-01</w:t>
+      <w:t>2025-09-04</w:t>
       <w:br/>
       <w:br/>
     </w:r>

--- a/klagomål/A 54140-2024 FSC-klagomål.docx
+++ b/klagomål/A 54140-2024 FSC-klagomål.docx
@@ -724,7 +724,7 @@
     <w:r>
       <w:tab/>
       <w:tab/>
-      <w:t>2025-09-04</w:t>
+      <w:t>2025-09-05</w:t>
       <w:br/>
       <w:br/>
     </w:r>

--- a/klagomål/A 54140-2024 FSC-klagomål.docx
+++ b/klagomål/A 54140-2024 FSC-klagomål.docx
@@ -724,7 +724,7 @@
     <w:r>
       <w:tab/>
       <w:tab/>
-      <w:t>2025-09-05</w:t>
+      <w:t>2025-09-07</w:t>
       <w:br/>
       <w:br/>
     </w:r>

--- a/klagomål/A 54140-2024 FSC-klagomål.docx
+++ b/klagomål/A 54140-2024 FSC-klagomål.docx
@@ -724,7 +724,7 @@
     <w:r>
       <w:tab/>
       <w:tab/>
-      <w:t>2025-09-07</w:t>
+      <w:t>2025-09-08</w:t>
       <w:br/>
       <w:br/>
     </w:r>

--- a/klagomål/A 54140-2024 FSC-klagomål.docx
+++ b/klagomål/A 54140-2024 FSC-klagomål.docx
@@ -724,7 +724,7 @@
     <w:r>
       <w:tab/>
       <w:tab/>
-      <w:t>2025-09-08</w:t>
+      <w:t>2025-09-10</w:t>
       <w:br/>
       <w:br/>
     </w:r>

--- a/klagomål/A 54140-2024 FSC-klagomål.docx
+++ b/klagomål/A 54140-2024 FSC-klagomål.docx
@@ -724,7 +724,7 @@
     <w:r>
       <w:tab/>
       <w:tab/>
-      <w:t>2025-09-10</w:t>
+      <w:t>2025-09-11</w:t>
       <w:br/>
       <w:br/>
     </w:r>

--- a/klagomål/A 54140-2024 FSC-klagomål.docx
+++ b/klagomål/A 54140-2024 FSC-klagomål.docx
@@ -724,7 +724,7 @@
     <w:r>
       <w:tab/>
       <w:tab/>
-      <w:t>2025-09-11</w:t>
+      <w:t>2025-09-12</w:t>
       <w:br/>
       <w:br/>
     </w:r>

--- a/klagomål/A 54140-2024 FSC-klagomål.docx
+++ b/klagomål/A 54140-2024 FSC-klagomål.docx
@@ -724,7 +724,7 @@
     <w:r>
       <w:tab/>
       <w:tab/>
-      <w:t>2025-09-12</w:t>
+      <w:t>2025-09-13</w:t>
       <w:br/>
       <w:br/>
     </w:r>

--- a/klagomål/A 54140-2024 FSC-klagomål.docx
+++ b/klagomål/A 54140-2024 FSC-klagomål.docx
@@ -724,7 +724,7 @@
     <w:r>
       <w:tab/>
       <w:tab/>
-      <w:t>2025-09-13</w:t>
+      <w:t>2025-09-14</w:t>
       <w:br/>
       <w:br/>
     </w:r>

--- a/klagomål/A 54140-2024 FSC-klagomål.docx
+++ b/klagomål/A 54140-2024 FSC-klagomål.docx
@@ -266,6 +266,17 @@
       </w:r>
       <w:r>
         <w:t xml:space="preserve"> förekommer främst i äldre skogar med naturskogskaraktär, liksom i dimensionsavverkade och plockhuggna skogar. I äldre grannaturskog i norra Sverige är den alltjämt en förhållandevis vanlig karaktärsart, medan den längre söderut blir allt mer sällsynt. I Götaland och delar av Svealand är den en god signalart för skyddsvärda granskogsmiljöer. Arten bedöms ha minskat starkt under senare år på grund av skogsavverkningar, då den framför allt växer i äldre granskog med långvarig grankontinuitet. I urskogsliknande bestånd i norra Sverige kan ibland påträffas den mycket sällsynta tickan grantickeporing (VU), som lever på döda grantickor (SLU Artdatabanken, 2024; Nitare &amp; Skogsstyrelsen, 2019).</w:t>
+      </w:r>
+    </w:p>
+    <w:p>
+      <w:r>
+        <w:rPr>
+          <w:b/>
+        </w:rPr>
+        <w:t>Luddfingersvamp (NT)</w:t>
+      </w:r>
+      <w:r>
+        <w:t xml:space="preserve"> påträffas på mineralrik mark i granskog med mycket hög luftfuktighet, t.ex. vid källflöden, fuktdråg, bäckar eller i anslutning till vattenfall och forsdimma. Arten är mycket uttorkningskänslig och kräver granskogsmiljöer med konstant mycket hög luftfuktighet. Den tål inte en slutavverkning eller någon form av dränering som påverkar växtplatsens hydrologi (SLU Artdatabanken, 2024).</w:t>
       </w:r>
     </w:p>
     <w:p>
@@ -724,7 +735,7 @@
     <w:r>
       <w:tab/>
       <w:tab/>
-      <w:t>2025-09-14</w:t>
+      <w:t>2025-09-15</w:t>
       <w:br/>
       <w:br/>
     </w:r>

--- a/klagomål/A 54140-2024 FSC-klagomål.docx
+++ b/klagomål/A 54140-2024 FSC-klagomål.docx
@@ -735,7 +735,7 @@
     <w:r>
       <w:tab/>
       <w:tab/>
-      <w:t>2025-09-15</w:t>
+      <w:t>2025-09-16</w:t>
       <w:br/>
       <w:br/>
     </w:r>

--- a/klagomål/A 54140-2024 FSC-klagomål.docx
+++ b/klagomål/A 54140-2024 FSC-klagomål.docx
@@ -735,7 +735,7 @@
     <w:r>
       <w:tab/>
       <w:tab/>
-      <w:t>2025-09-16</w:t>
+      <w:t>2025-09-17</w:t>
       <w:br/>
       <w:br/>
     </w:r>

--- a/klagomål/A 54140-2024 FSC-klagomål.docx
+++ b/klagomål/A 54140-2024 FSC-klagomål.docx
@@ -735,7 +735,7 @@
     <w:r>
       <w:tab/>
       <w:tab/>
-      <w:t>2025-09-17</w:t>
+      <w:t>2025-09-18</w:t>
       <w:br/>
       <w:br/>
     </w:r>
